--- a/docs/Github_SPRFMO_Howto.docx
+++ b/docs/Github_SPRFMO_Howto.docx
@@ -1,20 +1,18 @@
 
 <file path=word/document.xml><?xml version="1.0" encoding="utf-8"?>
-<w:document xmlns:wpc="http://schemas.microsoft.com/office/word/2010/wordprocessingCanvas" xmlns:mc="http://schemas.openxmlformats.org/markup-compatibility/2006" xmlns:o="urn:schemas-microsoft-com:office:office" xmlns:r="http://schemas.openxmlformats.org/officeDocument/2006/relationships" xmlns:m="http://schemas.openxmlformats.org/officeDocument/2006/math" xmlns:v="urn:schemas-microsoft-com:vml" xmlns:wp14="http://schemas.microsoft.com/office/word/2010/wordprocessingDrawing" xmlns:wp="http://schemas.openxmlformats.org/drawingml/2006/wordprocessingDrawing" xmlns:w10="urn:schemas-microsoft-com:office:word" xmlns:w="http://schemas.openxmlformats.org/wordprocessingml/2006/main" xmlns:w14="http://schemas.microsoft.com/office/word/2010/wordml" xmlns:w15="http://schemas.microsoft.com/office/word/2012/wordml" xmlns:wpg="http://schemas.microsoft.com/office/word/2010/wordprocessingGroup" xmlns:wpi="http://schemas.microsoft.com/office/word/2010/wordprocessingInk" xmlns:wne="http://schemas.microsoft.com/office/word/2006/wordml" xmlns:wps="http://schemas.microsoft.com/office/word/2010/wordprocessingShape" mc:Ignorable="w14 w15 wp14">
+<w:document xmlns:wpc="http://schemas.microsoft.com/office/word/2010/wordprocessingCanvas" xmlns:cx="http://schemas.microsoft.com/office/drawing/2014/chartex" xmlns:cx1="http://schemas.microsoft.com/office/drawing/2015/9/8/chartex" xmlns:cx2="http://schemas.microsoft.com/office/drawing/2015/10/21/chartex" xmlns:cx3="http://schemas.microsoft.com/office/drawing/2016/5/9/chartex" xmlns:cx4="http://schemas.microsoft.com/office/drawing/2016/5/10/chartex" xmlns:cx5="http://schemas.microsoft.com/office/drawing/2016/5/11/chartex" xmlns:cx6="http://schemas.microsoft.com/office/drawing/2016/5/12/chartex" xmlns:cx7="http://schemas.microsoft.com/office/drawing/2016/5/13/chartex" xmlns:cx8="http://schemas.microsoft.com/office/drawing/2016/5/14/chartex" xmlns:mc="http://schemas.openxmlformats.org/markup-compatibility/2006" xmlns:aink="http://schemas.microsoft.com/office/drawing/2016/ink" xmlns:am3d="http://schemas.microsoft.com/office/drawing/2017/model3d" xmlns:o="urn:schemas-microsoft-com:office:office" xmlns:oel="http://schemas.microsoft.com/office/2019/extlst" xmlns:r="http://schemas.openxmlformats.org/officeDocument/2006/relationships" xmlns:m="http://schemas.openxmlformats.org/officeDocument/2006/math" xmlns:v="urn:schemas-microsoft-com:vml" xmlns:wp14="http://schemas.microsoft.com/office/word/2010/wordprocessingDrawing" xmlns:wp="http://schemas.openxmlformats.org/drawingml/2006/wordprocessingDrawing" xmlns:w10="urn:schemas-microsoft-com:office:word" xmlns:w="http://schemas.openxmlformats.org/wordprocessingml/2006/main" xmlns:w14="http://schemas.microsoft.com/office/word/2010/wordml" xmlns:w15="http://schemas.microsoft.com/office/word/2012/wordml" xmlns:w16cex="http://schemas.microsoft.com/office/word/2018/wordml/cex" xmlns:w16cid="http://schemas.microsoft.com/office/word/2016/wordml/cid" xmlns:w16="http://schemas.microsoft.com/office/word/2018/wordml" xmlns:w16sdtdh="http://schemas.microsoft.com/office/word/2020/wordml/sdtdatahash" xmlns:w16se="http://schemas.microsoft.com/office/word/2015/wordml/symex" xmlns:wpg="http://schemas.microsoft.com/office/word/2010/wordprocessingGroup" xmlns:wpi="http://schemas.microsoft.com/office/word/2010/wordprocessingInk" xmlns:wne="http://schemas.microsoft.com/office/word/2006/wordml" xmlns:wps="http://schemas.microsoft.com/office/word/2010/wordprocessingShape" mc:Ignorable="w14 w15 w16se w16cid w16 w16cex w16sdtdh wp14">
   <w:body>
     <w:p>
       <w:pPr>
         <w:pStyle w:val="Title"/>
         <w:spacing w:before="0"/>
       </w:pPr>
-      <w:bookmarkStart w:id="0" w:name="_GoBack"/>
-      <w:bookmarkEnd w:id="0"/>
       <w:r>
         <w:rPr>
           <w:noProof/>
         </w:rPr>
         <w:drawing>
-          <wp:inline distT="0" distB="0" distL="0" distR="0" wp14:anchorId="34F8CF1D" wp14:editId="482E4FB8">
+          <wp:inline distT="0" distB="0" distL="0" distR="0" wp14:anchorId="41B311DB" wp14:editId="0DC0DCD2">
             <wp:extent cx="5082540" cy="545049"/>
             <wp:effectExtent l="0" t="0" r="3810" b="7620"/>
             <wp:docPr id="2" name="Picture 1" descr="C:\Users\Rallen\AppData\Local\Microsoft\Windows\Temporary Internet Files\Content.Outlook\RS38E3MS\SPRFMO_Image_Post_Negotiations_Centred.jpg"/>
@@ -65,16 +63,14 @@
         <w:pStyle w:val="Title"/>
         <w:spacing w:before="0"/>
       </w:pPr>
-      <w:bookmarkStart w:id="1" w:name="_Toc361307094"/>
-      <w:proofErr w:type="spellStart"/>
+      <w:bookmarkStart w:id="0" w:name="_Toc361307094"/>
       <w:r>
         <w:t>GitHub</w:t>
       </w:r>
-      <w:proofErr w:type="spellEnd"/>
       <w:r>
         <w:t xml:space="preserve"> </w:t>
       </w:r>
-      <w:bookmarkEnd w:id="1"/>
+      <w:bookmarkEnd w:id="0"/>
       <w:r>
         <w:t>documentation Jack Mackerel</w:t>
       </w:r>
@@ -90,21 +86,14 @@
           <w:tab w:val="left" w:pos="720"/>
         </w:tabs>
       </w:pPr>
-      <w:proofErr w:type="spellStart"/>
-      <w:r>
-        <w:t>GitHub</w:t>
-      </w:r>
-      <w:proofErr w:type="spellEnd"/>
-      <w:r>
-        <w:t xml:space="preserve"> is a web-based hosting service for software development projects. </w:t>
-      </w:r>
-      <w:proofErr w:type="spellStart"/>
-      <w:r>
-        <w:t>GibHub</w:t>
-      </w:r>
-      <w:proofErr w:type="spellEnd"/>
-      <w:r>
-        <w:t xml:space="preserve"> allows the Science Committee to share documents, assessment codes and results, which are all under version control, with read access for everyone (being able to commit documents needs additional permission). The full suite of folders and documents together is called a repository. </w:t>
+      <w:r>
+        <w:t>GitHub is a web-based hosting service for software development projects. Gi</w:t>
+      </w:r>
+      <w:r>
+        <w:t>t</w:t>
+      </w:r>
+      <w:r>
+        <w:t xml:space="preserve">Hub allows the Science Committee to share documents, assessment codes and results, which are all under version control, with read access for everyone (being able to commit documents needs additional permission). The full suite of folders and documents together is called a repository. </w:t>
       </w:r>
     </w:p>
     <w:p>
@@ -145,15 +134,7 @@
         </w:tabs>
       </w:pPr>
       <w:r>
-        <w:t xml:space="preserve">To access the </w:t>
-      </w:r>
-      <w:proofErr w:type="spellStart"/>
-      <w:r>
-        <w:t>GitHub</w:t>
-      </w:r>
-      <w:proofErr w:type="spellEnd"/>
-      <w:r>
-        <w:t xml:space="preserve"> Jack Mackerel repository, you need to navigate to: </w:t>
+        <w:t xml:space="preserve">To access the GitHub Jack Mackerel repository, you need to navigate to: </w:t>
       </w:r>
       <w:hyperlink r:id="rId10" w:history="1">
         <w:r>
@@ -167,15 +148,7 @@
         <w:t xml:space="preserve">. Already you can navigate through the Docs and Code available from last year’s Science Working Group.  If you want to contribute to the collection of documents and codes </w:t>
       </w:r>
       <w:r>
-        <w:t xml:space="preserve">you would need a </w:t>
-      </w:r>
-      <w:proofErr w:type="spellStart"/>
-      <w:r>
-        <w:t>GitHub</w:t>
-      </w:r>
-      <w:proofErr w:type="spellEnd"/>
-      <w:r>
-        <w:t xml:space="preserve"> account.  </w:t>
+        <w:t xml:space="preserve">you would need a GitHub account.  </w:t>
       </w:r>
       <w:r>
         <w:t xml:space="preserve">Sign up for </w:t>
@@ -340,13 +313,8 @@
       <w:r>
         <w:t xml:space="preserve"> the repository, Tortoise </w:t>
       </w:r>
-      <w:proofErr w:type="spellStart"/>
-      <w:r>
-        <w:t>git</w:t>
-      </w:r>
-      <w:proofErr w:type="spellEnd"/>
-      <w:r>
-        <w:t xml:space="preserve"> </w:t>
+      <w:r>
+        <w:t xml:space="preserve">git </w:t>
       </w:r>
       <w:r>
         <w:t>(software)</w:t>
@@ -400,15 +368,7 @@
         <w:t>Right-click on the ‘SPRFMO_SC’ folder and a menu will appear which lists</w:t>
       </w:r>
       <w:r>
-        <w:t xml:space="preserve"> </w:t>
-      </w:r>
-      <w:proofErr w:type="spellStart"/>
-      <w:r>
-        <w:t>git</w:t>
-      </w:r>
-      <w:proofErr w:type="spellEnd"/>
-      <w:r>
-        <w:t xml:space="preserve"> update</w:t>
+        <w:t xml:space="preserve"> git update</w:t>
       </w:r>
     </w:p>
     <w:p>
@@ -508,7 +468,7 @@
 </file>
 
 <file path=word/endnotes.xml><?xml version="1.0" encoding="utf-8"?>
-<w:endnotes xmlns:wpc="http://schemas.microsoft.com/office/word/2010/wordprocessingCanvas" xmlns:mc="http://schemas.openxmlformats.org/markup-compatibility/2006" xmlns:o="urn:schemas-microsoft-com:office:office" xmlns:r="http://schemas.openxmlformats.org/officeDocument/2006/relationships" xmlns:m="http://schemas.openxmlformats.org/officeDocument/2006/math" xmlns:v="urn:schemas-microsoft-com:vml" xmlns:wp14="http://schemas.microsoft.com/office/word/2010/wordprocessingDrawing" xmlns:wp="http://schemas.openxmlformats.org/drawingml/2006/wordprocessingDrawing" xmlns:w10="urn:schemas-microsoft-com:office:word" xmlns:w="http://schemas.openxmlformats.org/wordprocessingml/2006/main" xmlns:w14="http://schemas.microsoft.com/office/word/2010/wordml" xmlns:w15="http://schemas.microsoft.com/office/word/2012/wordml" xmlns:wpg="http://schemas.microsoft.com/office/word/2010/wordprocessingGroup" xmlns:wpi="http://schemas.microsoft.com/office/word/2010/wordprocessingInk" xmlns:wne="http://schemas.microsoft.com/office/word/2006/wordml" xmlns:wps="http://schemas.microsoft.com/office/word/2010/wordprocessingShape" mc:Ignorable="w14 w15 wp14">
+<w:endnotes xmlns:wpc="http://schemas.microsoft.com/office/word/2010/wordprocessingCanvas" xmlns:cx="http://schemas.microsoft.com/office/drawing/2014/chartex" xmlns:cx1="http://schemas.microsoft.com/office/drawing/2015/9/8/chartex" xmlns:cx2="http://schemas.microsoft.com/office/drawing/2015/10/21/chartex" xmlns:cx3="http://schemas.microsoft.com/office/drawing/2016/5/9/chartex" xmlns:cx4="http://schemas.microsoft.com/office/drawing/2016/5/10/chartex" xmlns:cx5="http://schemas.microsoft.com/office/drawing/2016/5/11/chartex" xmlns:cx6="http://schemas.microsoft.com/office/drawing/2016/5/12/chartex" xmlns:cx7="http://schemas.microsoft.com/office/drawing/2016/5/13/chartex" xmlns:cx8="http://schemas.microsoft.com/office/drawing/2016/5/14/chartex" xmlns:mc="http://schemas.openxmlformats.org/markup-compatibility/2006" xmlns:aink="http://schemas.microsoft.com/office/drawing/2016/ink" xmlns:am3d="http://schemas.microsoft.com/office/drawing/2017/model3d" xmlns:o="urn:schemas-microsoft-com:office:office" xmlns:oel="http://schemas.microsoft.com/office/2019/extlst" xmlns:r="http://schemas.openxmlformats.org/officeDocument/2006/relationships" xmlns:m="http://schemas.openxmlformats.org/officeDocument/2006/math" xmlns:v="urn:schemas-microsoft-com:vml" xmlns:wp14="http://schemas.microsoft.com/office/word/2010/wordprocessingDrawing" xmlns:wp="http://schemas.openxmlformats.org/drawingml/2006/wordprocessingDrawing" xmlns:w10="urn:schemas-microsoft-com:office:word" xmlns:w="http://schemas.openxmlformats.org/wordprocessingml/2006/main" xmlns:w14="http://schemas.microsoft.com/office/word/2010/wordml" xmlns:w15="http://schemas.microsoft.com/office/word/2012/wordml" xmlns:w16cex="http://schemas.microsoft.com/office/word/2018/wordml/cex" xmlns:w16cid="http://schemas.microsoft.com/office/word/2016/wordml/cid" xmlns:w16="http://schemas.microsoft.com/office/word/2018/wordml" xmlns:w16sdtdh="http://schemas.microsoft.com/office/word/2020/wordml/sdtdatahash" xmlns:w16se="http://schemas.microsoft.com/office/word/2015/wordml/symex" xmlns:wpg="http://schemas.microsoft.com/office/word/2010/wordprocessingGroup" xmlns:wpi="http://schemas.microsoft.com/office/word/2010/wordprocessingInk" xmlns:wne="http://schemas.microsoft.com/office/word/2006/wordml" xmlns:wps="http://schemas.microsoft.com/office/word/2010/wordprocessingShape" mc:Ignorable="w14 w15 w16se w16cid w16 w16cex w16sdtdh wp14">
   <w:endnote w:type="separator" w:id="-1">
     <w:p>
       <w:r>
@@ -527,7 +487,7 @@
 </file>
 
 <file path=word/footer1.xml><?xml version="1.0" encoding="utf-8"?>
-<w:ftr xmlns:wpc="http://schemas.microsoft.com/office/word/2010/wordprocessingCanvas" xmlns:mc="http://schemas.openxmlformats.org/markup-compatibility/2006" xmlns:o="urn:schemas-microsoft-com:office:office" xmlns:r="http://schemas.openxmlformats.org/officeDocument/2006/relationships" xmlns:m="http://schemas.openxmlformats.org/officeDocument/2006/math" xmlns:v="urn:schemas-microsoft-com:vml" xmlns:wp14="http://schemas.microsoft.com/office/word/2010/wordprocessingDrawing" xmlns:wp="http://schemas.openxmlformats.org/drawingml/2006/wordprocessingDrawing" xmlns:w10="urn:schemas-microsoft-com:office:word" xmlns:w="http://schemas.openxmlformats.org/wordprocessingml/2006/main" xmlns:w14="http://schemas.microsoft.com/office/word/2010/wordml" xmlns:w15="http://schemas.microsoft.com/office/word/2012/wordml" xmlns:wpg="http://schemas.microsoft.com/office/word/2010/wordprocessingGroup" xmlns:wpi="http://schemas.microsoft.com/office/word/2010/wordprocessingInk" xmlns:wne="http://schemas.microsoft.com/office/word/2006/wordml" xmlns:wps="http://schemas.microsoft.com/office/word/2010/wordprocessingShape" mc:Ignorable="w14 w15 wp14">
+<w:ftr xmlns:wpc="http://schemas.microsoft.com/office/word/2010/wordprocessingCanvas" xmlns:cx="http://schemas.microsoft.com/office/drawing/2014/chartex" xmlns:cx1="http://schemas.microsoft.com/office/drawing/2015/9/8/chartex" xmlns:cx2="http://schemas.microsoft.com/office/drawing/2015/10/21/chartex" xmlns:cx3="http://schemas.microsoft.com/office/drawing/2016/5/9/chartex" xmlns:cx4="http://schemas.microsoft.com/office/drawing/2016/5/10/chartex" xmlns:cx5="http://schemas.microsoft.com/office/drawing/2016/5/11/chartex" xmlns:cx6="http://schemas.microsoft.com/office/drawing/2016/5/12/chartex" xmlns:cx7="http://schemas.microsoft.com/office/drawing/2016/5/13/chartex" xmlns:cx8="http://schemas.microsoft.com/office/drawing/2016/5/14/chartex" xmlns:mc="http://schemas.openxmlformats.org/markup-compatibility/2006" xmlns:aink="http://schemas.microsoft.com/office/drawing/2016/ink" xmlns:am3d="http://schemas.microsoft.com/office/drawing/2017/model3d" xmlns:o="urn:schemas-microsoft-com:office:office" xmlns:oel="http://schemas.microsoft.com/office/2019/extlst" xmlns:r="http://schemas.openxmlformats.org/officeDocument/2006/relationships" xmlns:m="http://schemas.openxmlformats.org/officeDocument/2006/math" xmlns:v="urn:schemas-microsoft-com:vml" xmlns:wp14="http://schemas.microsoft.com/office/word/2010/wordprocessingDrawing" xmlns:wp="http://schemas.openxmlformats.org/drawingml/2006/wordprocessingDrawing" xmlns:w10="urn:schemas-microsoft-com:office:word" xmlns:w="http://schemas.openxmlformats.org/wordprocessingml/2006/main" xmlns:w14="http://schemas.microsoft.com/office/word/2010/wordml" xmlns:w15="http://schemas.microsoft.com/office/word/2012/wordml" xmlns:w16cex="http://schemas.microsoft.com/office/word/2018/wordml/cex" xmlns:w16cid="http://schemas.microsoft.com/office/word/2016/wordml/cid" xmlns:w16="http://schemas.microsoft.com/office/word/2018/wordml" xmlns:w16sdtdh="http://schemas.microsoft.com/office/word/2020/wordml/sdtdatahash" xmlns:w16se="http://schemas.microsoft.com/office/word/2015/wordml/symex" xmlns:wpg="http://schemas.microsoft.com/office/word/2010/wordprocessingGroup" xmlns:wpi="http://schemas.microsoft.com/office/word/2010/wordprocessingInk" xmlns:wne="http://schemas.microsoft.com/office/word/2006/wordml" xmlns:wps="http://schemas.microsoft.com/office/word/2010/wordprocessingShape" mc:Ignorable="w14 w15 w16se w16cid w16 w16cex w16sdtdh wp14">
   <w:p>
     <w:pPr>
       <w:pStyle w:val="Footer"/>
@@ -565,7 +525,7 @@
 </file>
 
 <file path=word/footer2.xml><?xml version="1.0" encoding="utf-8"?>
-<w:ftr xmlns:wpc="http://schemas.microsoft.com/office/word/2010/wordprocessingCanvas" xmlns:mc="http://schemas.openxmlformats.org/markup-compatibility/2006" xmlns:o="urn:schemas-microsoft-com:office:office" xmlns:r="http://schemas.openxmlformats.org/officeDocument/2006/relationships" xmlns:m="http://schemas.openxmlformats.org/officeDocument/2006/math" xmlns:v="urn:schemas-microsoft-com:vml" xmlns:wp14="http://schemas.microsoft.com/office/word/2010/wordprocessingDrawing" xmlns:wp="http://schemas.openxmlformats.org/drawingml/2006/wordprocessingDrawing" xmlns:w10="urn:schemas-microsoft-com:office:word" xmlns:w="http://schemas.openxmlformats.org/wordprocessingml/2006/main" xmlns:w14="http://schemas.microsoft.com/office/word/2010/wordml" xmlns:w15="http://schemas.microsoft.com/office/word/2012/wordml" xmlns:wpg="http://schemas.microsoft.com/office/word/2010/wordprocessingGroup" xmlns:wpi="http://schemas.microsoft.com/office/word/2010/wordprocessingInk" xmlns:wne="http://schemas.microsoft.com/office/word/2006/wordml" xmlns:wps="http://schemas.microsoft.com/office/word/2010/wordprocessingShape" mc:Ignorable="w14 w15 wp14">
+<w:ftr xmlns:wpc="http://schemas.microsoft.com/office/word/2010/wordprocessingCanvas" xmlns:cx="http://schemas.microsoft.com/office/drawing/2014/chartex" xmlns:cx1="http://schemas.microsoft.com/office/drawing/2015/9/8/chartex" xmlns:cx2="http://schemas.microsoft.com/office/drawing/2015/10/21/chartex" xmlns:cx3="http://schemas.microsoft.com/office/drawing/2016/5/9/chartex" xmlns:cx4="http://schemas.microsoft.com/office/drawing/2016/5/10/chartex" xmlns:cx5="http://schemas.microsoft.com/office/drawing/2016/5/11/chartex" xmlns:cx6="http://schemas.microsoft.com/office/drawing/2016/5/12/chartex" xmlns:cx7="http://schemas.microsoft.com/office/drawing/2016/5/13/chartex" xmlns:cx8="http://schemas.microsoft.com/office/drawing/2016/5/14/chartex" xmlns:mc="http://schemas.openxmlformats.org/markup-compatibility/2006" xmlns:aink="http://schemas.microsoft.com/office/drawing/2016/ink" xmlns:am3d="http://schemas.microsoft.com/office/drawing/2017/model3d" xmlns:o="urn:schemas-microsoft-com:office:office" xmlns:oel="http://schemas.microsoft.com/office/2019/extlst" xmlns:r="http://schemas.openxmlformats.org/officeDocument/2006/relationships" xmlns:m="http://schemas.openxmlformats.org/officeDocument/2006/math" xmlns:v="urn:schemas-microsoft-com:vml" xmlns:wp14="http://schemas.microsoft.com/office/word/2010/wordprocessingDrawing" xmlns:wp="http://schemas.openxmlformats.org/drawingml/2006/wordprocessingDrawing" xmlns:w10="urn:schemas-microsoft-com:office:word" xmlns:w="http://schemas.openxmlformats.org/wordprocessingml/2006/main" xmlns:w14="http://schemas.microsoft.com/office/word/2010/wordml" xmlns:w15="http://schemas.microsoft.com/office/word/2012/wordml" xmlns:w16cex="http://schemas.microsoft.com/office/word/2018/wordml/cex" xmlns:w16cid="http://schemas.microsoft.com/office/word/2016/wordml/cid" xmlns:w16="http://schemas.microsoft.com/office/word/2018/wordml" xmlns:w16sdtdh="http://schemas.microsoft.com/office/word/2020/wordml/sdtdatahash" xmlns:w16se="http://schemas.microsoft.com/office/word/2015/wordml/symex" xmlns:wpg="http://schemas.microsoft.com/office/word/2010/wordprocessingGroup" xmlns:wpi="http://schemas.microsoft.com/office/word/2010/wordprocessingInk" xmlns:wne="http://schemas.microsoft.com/office/word/2006/wordml" xmlns:wps="http://schemas.microsoft.com/office/word/2010/wordprocessingShape" mc:Ignorable="w14 w15 w16se w16cid w16 w16cex w16sdtdh wp14">
   <w:sdt>
     <w:sdtPr>
       <w:id w:val="1842812922"/>
@@ -619,7 +579,7 @@
 </file>
 
 <file path=word/footer3.xml><?xml version="1.0" encoding="utf-8"?>
-<w:ftr xmlns:wpc="http://schemas.microsoft.com/office/word/2010/wordprocessingCanvas" xmlns:mc="http://schemas.openxmlformats.org/markup-compatibility/2006" xmlns:o="urn:schemas-microsoft-com:office:office" xmlns:r="http://schemas.openxmlformats.org/officeDocument/2006/relationships" xmlns:m="http://schemas.openxmlformats.org/officeDocument/2006/math" xmlns:v="urn:schemas-microsoft-com:vml" xmlns:wp14="http://schemas.microsoft.com/office/word/2010/wordprocessingDrawing" xmlns:wp="http://schemas.openxmlformats.org/drawingml/2006/wordprocessingDrawing" xmlns:w10="urn:schemas-microsoft-com:office:word" xmlns:w="http://schemas.openxmlformats.org/wordprocessingml/2006/main" xmlns:w14="http://schemas.microsoft.com/office/word/2010/wordml" xmlns:w15="http://schemas.microsoft.com/office/word/2012/wordml" xmlns:wpg="http://schemas.microsoft.com/office/word/2010/wordprocessingGroup" xmlns:wpi="http://schemas.microsoft.com/office/word/2010/wordprocessingInk" xmlns:wne="http://schemas.microsoft.com/office/word/2006/wordml" xmlns:wps="http://schemas.microsoft.com/office/word/2010/wordprocessingShape" mc:Ignorable="w14 w15 wp14">
+<w:ftr xmlns:wpc="http://schemas.microsoft.com/office/word/2010/wordprocessingCanvas" xmlns:cx="http://schemas.microsoft.com/office/drawing/2014/chartex" xmlns:cx1="http://schemas.microsoft.com/office/drawing/2015/9/8/chartex" xmlns:cx2="http://schemas.microsoft.com/office/drawing/2015/10/21/chartex" xmlns:cx3="http://schemas.microsoft.com/office/drawing/2016/5/9/chartex" xmlns:cx4="http://schemas.microsoft.com/office/drawing/2016/5/10/chartex" xmlns:cx5="http://schemas.microsoft.com/office/drawing/2016/5/11/chartex" xmlns:cx6="http://schemas.microsoft.com/office/drawing/2016/5/12/chartex" xmlns:cx7="http://schemas.microsoft.com/office/drawing/2016/5/13/chartex" xmlns:cx8="http://schemas.microsoft.com/office/drawing/2016/5/14/chartex" xmlns:mc="http://schemas.openxmlformats.org/markup-compatibility/2006" xmlns:aink="http://schemas.microsoft.com/office/drawing/2016/ink" xmlns:am3d="http://schemas.microsoft.com/office/drawing/2017/model3d" xmlns:o="urn:schemas-microsoft-com:office:office" xmlns:oel="http://schemas.microsoft.com/office/2019/extlst" xmlns:r="http://schemas.openxmlformats.org/officeDocument/2006/relationships" xmlns:m="http://schemas.openxmlformats.org/officeDocument/2006/math" xmlns:v="urn:schemas-microsoft-com:vml" xmlns:wp14="http://schemas.microsoft.com/office/word/2010/wordprocessingDrawing" xmlns:wp="http://schemas.openxmlformats.org/drawingml/2006/wordprocessingDrawing" xmlns:w10="urn:schemas-microsoft-com:office:word" xmlns:w="http://schemas.openxmlformats.org/wordprocessingml/2006/main" xmlns:w14="http://schemas.microsoft.com/office/word/2010/wordml" xmlns:w15="http://schemas.microsoft.com/office/word/2012/wordml" xmlns:w16cex="http://schemas.microsoft.com/office/word/2018/wordml/cex" xmlns:w16cid="http://schemas.microsoft.com/office/word/2016/wordml/cid" xmlns:w16="http://schemas.microsoft.com/office/word/2018/wordml" xmlns:w16sdtdh="http://schemas.microsoft.com/office/word/2020/wordml/sdtdatahash" xmlns:w16se="http://schemas.microsoft.com/office/word/2015/wordml/symex" xmlns:wpg="http://schemas.microsoft.com/office/word/2010/wordprocessingGroup" xmlns:wpi="http://schemas.microsoft.com/office/word/2010/wordprocessingInk" xmlns:wne="http://schemas.microsoft.com/office/word/2006/wordml" xmlns:wps="http://schemas.microsoft.com/office/word/2010/wordprocessingShape" mc:Ignorable="w14 w15 w16se w16cid w16 w16cex w16sdtdh wp14">
   <w:sdt>
     <w:sdtPr>
       <w:id w:val="153341034"/>
@@ -672,7 +632,7 @@
 </file>
 
 <file path=word/footnotes.xml><?xml version="1.0" encoding="utf-8"?>
-<w:footnotes xmlns:wpc="http://schemas.microsoft.com/office/word/2010/wordprocessingCanvas" xmlns:mc="http://schemas.openxmlformats.org/markup-compatibility/2006" xmlns:o="urn:schemas-microsoft-com:office:office" xmlns:r="http://schemas.openxmlformats.org/officeDocument/2006/relationships" xmlns:m="http://schemas.openxmlformats.org/officeDocument/2006/math" xmlns:v="urn:schemas-microsoft-com:vml" xmlns:wp14="http://schemas.microsoft.com/office/word/2010/wordprocessingDrawing" xmlns:wp="http://schemas.openxmlformats.org/drawingml/2006/wordprocessingDrawing" xmlns:w10="urn:schemas-microsoft-com:office:word" xmlns:w="http://schemas.openxmlformats.org/wordprocessingml/2006/main" xmlns:w14="http://schemas.microsoft.com/office/word/2010/wordml" xmlns:w15="http://schemas.microsoft.com/office/word/2012/wordml" xmlns:wpg="http://schemas.microsoft.com/office/word/2010/wordprocessingGroup" xmlns:wpi="http://schemas.microsoft.com/office/word/2010/wordprocessingInk" xmlns:wne="http://schemas.microsoft.com/office/word/2006/wordml" xmlns:wps="http://schemas.microsoft.com/office/word/2010/wordprocessingShape" mc:Ignorable="w14 w15 wp14">
+<w:footnotes xmlns:wpc="http://schemas.microsoft.com/office/word/2010/wordprocessingCanvas" xmlns:cx="http://schemas.microsoft.com/office/drawing/2014/chartex" xmlns:cx1="http://schemas.microsoft.com/office/drawing/2015/9/8/chartex" xmlns:cx2="http://schemas.microsoft.com/office/drawing/2015/10/21/chartex" xmlns:cx3="http://schemas.microsoft.com/office/drawing/2016/5/9/chartex" xmlns:cx4="http://schemas.microsoft.com/office/drawing/2016/5/10/chartex" xmlns:cx5="http://schemas.microsoft.com/office/drawing/2016/5/11/chartex" xmlns:cx6="http://schemas.microsoft.com/office/drawing/2016/5/12/chartex" xmlns:cx7="http://schemas.microsoft.com/office/drawing/2016/5/13/chartex" xmlns:cx8="http://schemas.microsoft.com/office/drawing/2016/5/14/chartex" xmlns:mc="http://schemas.openxmlformats.org/markup-compatibility/2006" xmlns:aink="http://schemas.microsoft.com/office/drawing/2016/ink" xmlns:am3d="http://schemas.microsoft.com/office/drawing/2017/model3d" xmlns:o="urn:schemas-microsoft-com:office:office" xmlns:oel="http://schemas.microsoft.com/office/2019/extlst" xmlns:r="http://schemas.openxmlformats.org/officeDocument/2006/relationships" xmlns:m="http://schemas.openxmlformats.org/officeDocument/2006/math" xmlns:v="urn:schemas-microsoft-com:vml" xmlns:wp14="http://schemas.microsoft.com/office/word/2010/wordprocessingDrawing" xmlns:wp="http://schemas.openxmlformats.org/drawingml/2006/wordprocessingDrawing" xmlns:w10="urn:schemas-microsoft-com:office:word" xmlns:w="http://schemas.openxmlformats.org/wordprocessingml/2006/main" xmlns:w14="http://schemas.microsoft.com/office/word/2010/wordml" xmlns:w15="http://schemas.microsoft.com/office/word/2012/wordml" xmlns:w16cex="http://schemas.microsoft.com/office/word/2018/wordml/cex" xmlns:w16cid="http://schemas.microsoft.com/office/word/2016/wordml/cid" xmlns:w16="http://schemas.microsoft.com/office/word/2018/wordml" xmlns:w16sdtdh="http://schemas.microsoft.com/office/word/2020/wordml/sdtdatahash" xmlns:w16se="http://schemas.microsoft.com/office/word/2015/wordml/symex" xmlns:wpg="http://schemas.microsoft.com/office/word/2010/wordprocessingGroup" xmlns:wpi="http://schemas.microsoft.com/office/word/2010/wordprocessingInk" xmlns:wne="http://schemas.microsoft.com/office/word/2006/wordml" xmlns:wps="http://schemas.microsoft.com/office/word/2010/wordprocessingShape" mc:Ignorable="w14 w15 w16se w16cid w16 w16cex w16sdtdh wp14">
   <w:footnote w:type="separator" w:id="-1">
     <w:p>
       <w:r>
@@ -691,7 +651,7 @@
 </file>
 
 <file path=word/header1.xml><?xml version="1.0" encoding="utf-8"?>
-<w:hdr xmlns:wpc="http://schemas.microsoft.com/office/word/2010/wordprocessingCanvas" xmlns:mc="http://schemas.openxmlformats.org/markup-compatibility/2006" xmlns:o="urn:schemas-microsoft-com:office:office" xmlns:r="http://schemas.openxmlformats.org/officeDocument/2006/relationships" xmlns:m="http://schemas.openxmlformats.org/officeDocument/2006/math" xmlns:v="urn:schemas-microsoft-com:vml" xmlns:wp14="http://schemas.microsoft.com/office/word/2010/wordprocessingDrawing" xmlns:wp="http://schemas.openxmlformats.org/drawingml/2006/wordprocessingDrawing" xmlns:w10="urn:schemas-microsoft-com:office:word" xmlns:w="http://schemas.openxmlformats.org/wordprocessingml/2006/main" xmlns:w14="http://schemas.microsoft.com/office/word/2010/wordml" xmlns:w15="http://schemas.microsoft.com/office/word/2012/wordml" xmlns:wpg="http://schemas.microsoft.com/office/word/2010/wordprocessingGroup" xmlns:wpi="http://schemas.microsoft.com/office/word/2010/wordprocessingInk" xmlns:wne="http://schemas.microsoft.com/office/word/2006/wordml" xmlns:wps="http://schemas.microsoft.com/office/word/2010/wordprocessingShape" mc:Ignorable="w14 w15 wp14">
+<w:hdr xmlns:wpc="http://schemas.microsoft.com/office/word/2010/wordprocessingCanvas" xmlns:cx="http://schemas.microsoft.com/office/drawing/2014/chartex" xmlns:cx1="http://schemas.microsoft.com/office/drawing/2015/9/8/chartex" xmlns:cx2="http://schemas.microsoft.com/office/drawing/2015/10/21/chartex" xmlns:cx3="http://schemas.microsoft.com/office/drawing/2016/5/9/chartex" xmlns:cx4="http://schemas.microsoft.com/office/drawing/2016/5/10/chartex" xmlns:cx5="http://schemas.microsoft.com/office/drawing/2016/5/11/chartex" xmlns:cx6="http://schemas.microsoft.com/office/drawing/2016/5/12/chartex" xmlns:cx7="http://schemas.microsoft.com/office/drawing/2016/5/13/chartex" xmlns:cx8="http://schemas.microsoft.com/office/drawing/2016/5/14/chartex" xmlns:mc="http://schemas.openxmlformats.org/markup-compatibility/2006" xmlns:aink="http://schemas.microsoft.com/office/drawing/2016/ink" xmlns:am3d="http://schemas.microsoft.com/office/drawing/2017/model3d" xmlns:o="urn:schemas-microsoft-com:office:office" xmlns:oel="http://schemas.microsoft.com/office/2019/extlst" xmlns:r="http://schemas.openxmlformats.org/officeDocument/2006/relationships" xmlns:m="http://schemas.openxmlformats.org/officeDocument/2006/math" xmlns:v="urn:schemas-microsoft-com:vml" xmlns:wp14="http://schemas.microsoft.com/office/word/2010/wordprocessingDrawing" xmlns:wp="http://schemas.openxmlformats.org/drawingml/2006/wordprocessingDrawing" xmlns:w10="urn:schemas-microsoft-com:office:word" xmlns:w="http://schemas.openxmlformats.org/wordprocessingml/2006/main" xmlns:w14="http://schemas.microsoft.com/office/word/2010/wordml" xmlns:w15="http://schemas.microsoft.com/office/word/2012/wordml" xmlns:w16cex="http://schemas.microsoft.com/office/word/2018/wordml/cex" xmlns:w16cid="http://schemas.microsoft.com/office/word/2016/wordml/cid" xmlns:w16="http://schemas.microsoft.com/office/word/2018/wordml" xmlns:w16sdtdh="http://schemas.microsoft.com/office/word/2020/wordml/sdtdatahash" xmlns:w16se="http://schemas.microsoft.com/office/word/2015/wordml/symex" xmlns:wpg="http://schemas.microsoft.com/office/word/2010/wordprocessingGroup" xmlns:wpi="http://schemas.microsoft.com/office/word/2010/wordprocessingInk" xmlns:wne="http://schemas.microsoft.com/office/word/2006/wordml" xmlns:wps="http://schemas.microsoft.com/office/word/2010/wordprocessingShape" mc:Ignorable="w14 w15 w16se w16cid w16 w16cex w16sdtdh wp14">
   <w:p>
     <w:pPr>
       <w:pStyle w:val="Header"/>
@@ -704,8 +664,8 @@
 </file>
 
 <file path=word/numbering.xml><?xml version="1.0" encoding="utf-8"?>
-<w:numbering xmlns:wpc="http://schemas.microsoft.com/office/word/2010/wordprocessingCanvas" xmlns:mc="http://schemas.openxmlformats.org/markup-compatibility/2006" xmlns:o="urn:schemas-microsoft-com:office:office" xmlns:r="http://schemas.openxmlformats.org/officeDocument/2006/relationships" xmlns:m="http://schemas.openxmlformats.org/officeDocument/2006/math" xmlns:v="urn:schemas-microsoft-com:vml" xmlns:wp14="http://schemas.microsoft.com/office/word/2010/wordprocessingDrawing" xmlns:wp="http://schemas.openxmlformats.org/drawingml/2006/wordprocessingDrawing" xmlns:w10="urn:schemas-microsoft-com:office:word" xmlns:w="http://schemas.openxmlformats.org/wordprocessingml/2006/main" xmlns:w14="http://schemas.microsoft.com/office/word/2010/wordml" xmlns:w15="http://schemas.microsoft.com/office/word/2012/wordml" xmlns:wpg="http://schemas.microsoft.com/office/word/2010/wordprocessingGroup" xmlns:wpi="http://schemas.microsoft.com/office/word/2010/wordprocessingInk" xmlns:wne="http://schemas.microsoft.com/office/word/2006/wordml" xmlns:wps="http://schemas.microsoft.com/office/word/2010/wordprocessingShape" mc:Ignorable="w14 w15 wp14">
-  <w:abstractNum w:abstractNumId="0">
+<w:numbering xmlns:wpc="http://schemas.microsoft.com/office/word/2010/wordprocessingCanvas" xmlns:cx="http://schemas.microsoft.com/office/drawing/2014/chartex" xmlns:cx1="http://schemas.microsoft.com/office/drawing/2015/9/8/chartex" xmlns:cx2="http://schemas.microsoft.com/office/drawing/2015/10/21/chartex" xmlns:cx3="http://schemas.microsoft.com/office/drawing/2016/5/9/chartex" xmlns:cx4="http://schemas.microsoft.com/office/drawing/2016/5/10/chartex" xmlns:cx5="http://schemas.microsoft.com/office/drawing/2016/5/11/chartex" xmlns:cx6="http://schemas.microsoft.com/office/drawing/2016/5/12/chartex" xmlns:cx7="http://schemas.microsoft.com/office/drawing/2016/5/13/chartex" xmlns:cx8="http://schemas.microsoft.com/office/drawing/2016/5/14/chartex" xmlns:mc="http://schemas.openxmlformats.org/markup-compatibility/2006" xmlns:aink="http://schemas.microsoft.com/office/drawing/2016/ink" xmlns:am3d="http://schemas.microsoft.com/office/drawing/2017/model3d" xmlns:o="urn:schemas-microsoft-com:office:office" xmlns:oel="http://schemas.microsoft.com/office/2019/extlst" xmlns:r="http://schemas.openxmlformats.org/officeDocument/2006/relationships" xmlns:m="http://schemas.openxmlformats.org/officeDocument/2006/math" xmlns:v="urn:schemas-microsoft-com:vml" xmlns:wp14="http://schemas.microsoft.com/office/word/2010/wordprocessingDrawing" xmlns:wp="http://schemas.openxmlformats.org/drawingml/2006/wordprocessingDrawing" xmlns:w10="urn:schemas-microsoft-com:office:word" xmlns:w="http://schemas.openxmlformats.org/wordprocessingml/2006/main" xmlns:w14="http://schemas.microsoft.com/office/word/2010/wordml" xmlns:w15="http://schemas.microsoft.com/office/word/2012/wordml" xmlns:w16cex="http://schemas.microsoft.com/office/word/2018/wordml/cex" xmlns:w16cid="http://schemas.microsoft.com/office/word/2016/wordml/cid" xmlns:w16="http://schemas.microsoft.com/office/word/2018/wordml" xmlns:w16sdtdh="http://schemas.microsoft.com/office/word/2020/wordml/sdtdatahash" xmlns:w16se="http://schemas.microsoft.com/office/word/2015/wordml/symex" xmlns:wpg="http://schemas.microsoft.com/office/word/2010/wordprocessingGroup" xmlns:wpi="http://schemas.microsoft.com/office/word/2010/wordprocessingInk" xmlns:wne="http://schemas.microsoft.com/office/word/2006/wordml" xmlns:wps="http://schemas.microsoft.com/office/word/2010/wordprocessingShape" mc:Ignorable="w14 w15 w16se w16cid w16 w16cex w16sdtdh wp14">
+  <w:abstractNum w:abstractNumId="0" w15:restartNumberingAfterBreak="0">
     <w:nsid w:val="FFFFFF7C"/>
     <w:multiLevelType w:val="singleLevel"/>
     <w:tmpl w:val="0BD8BAB6"/>
@@ -722,7 +682,7 @@
       </w:pPr>
     </w:lvl>
   </w:abstractNum>
-  <w:abstractNum w:abstractNumId="1">
+  <w:abstractNum w:abstractNumId="1" w15:restartNumberingAfterBreak="0">
     <w:nsid w:val="FFFFFF7D"/>
     <w:multiLevelType w:val="singleLevel"/>
     <w:tmpl w:val="D6A64C0E"/>
@@ -739,7 +699,7 @@
       </w:pPr>
     </w:lvl>
   </w:abstractNum>
-  <w:abstractNum w:abstractNumId="2">
+  <w:abstractNum w:abstractNumId="2" w15:restartNumberingAfterBreak="0">
     <w:nsid w:val="FFFFFF7E"/>
     <w:multiLevelType w:val="singleLevel"/>
     <w:tmpl w:val="36665E1C"/>
@@ -756,7 +716,7 @@
       </w:pPr>
     </w:lvl>
   </w:abstractNum>
-  <w:abstractNum w:abstractNumId="3">
+  <w:abstractNum w:abstractNumId="3" w15:restartNumberingAfterBreak="0">
     <w:nsid w:val="FFFFFF7F"/>
     <w:multiLevelType w:val="singleLevel"/>
     <w:tmpl w:val="F17CE740"/>
@@ -773,7 +733,7 @@
       </w:pPr>
     </w:lvl>
   </w:abstractNum>
-  <w:abstractNum w:abstractNumId="4">
+  <w:abstractNum w:abstractNumId="4" w15:restartNumberingAfterBreak="0">
     <w:nsid w:val="FFFFFF80"/>
     <w:multiLevelType w:val="singleLevel"/>
     <w:tmpl w:val="71786C2C"/>
@@ -793,7 +753,7 @@
       </w:rPr>
     </w:lvl>
   </w:abstractNum>
-  <w:abstractNum w:abstractNumId="5">
+  <w:abstractNum w:abstractNumId="5" w15:restartNumberingAfterBreak="0">
     <w:nsid w:val="FFFFFF81"/>
     <w:multiLevelType w:val="singleLevel"/>
     <w:tmpl w:val="275436D8"/>
@@ -813,7 +773,7 @@
       </w:rPr>
     </w:lvl>
   </w:abstractNum>
-  <w:abstractNum w:abstractNumId="6">
+  <w:abstractNum w:abstractNumId="6" w15:restartNumberingAfterBreak="0">
     <w:nsid w:val="FFFFFF82"/>
     <w:multiLevelType w:val="singleLevel"/>
     <w:tmpl w:val="24D6A93E"/>
@@ -833,7 +793,7 @@
       </w:rPr>
     </w:lvl>
   </w:abstractNum>
-  <w:abstractNum w:abstractNumId="7">
+  <w:abstractNum w:abstractNumId="7" w15:restartNumberingAfterBreak="0">
     <w:nsid w:val="FFFFFF83"/>
     <w:multiLevelType w:val="singleLevel"/>
     <w:tmpl w:val="5872915E"/>
@@ -853,7 +813,7 @@
       </w:rPr>
     </w:lvl>
   </w:abstractNum>
-  <w:abstractNum w:abstractNumId="8">
+  <w:abstractNum w:abstractNumId="8" w15:restartNumberingAfterBreak="0">
     <w:nsid w:val="FFFFFF88"/>
     <w:multiLevelType w:val="singleLevel"/>
     <w:tmpl w:val="383A99C6"/>
@@ -870,7 +830,7 @@
       </w:pPr>
     </w:lvl>
   </w:abstractNum>
-  <w:abstractNum w:abstractNumId="9">
+  <w:abstractNum w:abstractNumId="9" w15:restartNumberingAfterBreak="0">
     <w:nsid w:val="FFFFFF89"/>
     <w:multiLevelType w:val="singleLevel"/>
     <w:tmpl w:val="3C58483A"/>
@@ -891,7 +851,7 @@
       </w:rPr>
     </w:lvl>
   </w:abstractNum>
-  <w:abstractNum w:abstractNumId="10">
+  <w:abstractNum w:abstractNumId="10" w15:restartNumberingAfterBreak="0">
     <w:nsid w:val="FFFFFFFE"/>
     <w:multiLevelType w:val="singleLevel"/>
     <w:tmpl w:val="F5485E36"/>
@@ -902,13 +862,13 @@
       <w:lvlJc w:val="left"/>
     </w:lvl>
   </w:abstractNum>
-  <w:abstractNum w:abstractNumId="11">
+  <w:abstractNum w:abstractNumId="11" w15:restartNumberingAfterBreak="0">
     <w:nsid w:val="108C0814"/>
     <w:multiLevelType w:val="multilevel"/>
     <w:tmpl w:val="0409001D"/>
     <w:numStyleLink w:val="1ai"/>
   </w:abstractNum>
-  <w:abstractNum w:abstractNumId="12">
+  <w:abstractNum w:abstractNumId="12" w15:restartNumberingAfterBreak="0">
     <w:nsid w:val="15BB6CD0"/>
     <w:multiLevelType w:val="hybridMultilevel"/>
     <w:tmpl w:val="03D07D62"/>
@@ -997,7 +957,7 @@
       </w:pPr>
     </w:lvl>
   </w:abstractNum>
-  <w:abstractNum w:abstractNumId="13">
+  <w:abstractNum w:abstractNumId="13" w15:restartNumberingAfterBreak="0">
     <w:nsid w:val="16765065"/>
     <w:multiLevelType w:val="multilevel"/>
     <w:tmpl w:val="0792AACA"/>
@@ -1110,7 +1070,7 @@
       </w:pPr>
     </w:lvl>
   </w:abstractNum>
-  <w:abstractNum w:abstractNumId="14">
+  <w:abstractNum w:abstractNumId="14" w15:restartNumberingAfterBreak="0">
     <w:nsid w:val="2B035905"/>
     <w:multiLevelType w:val="hybridMultilevel"/>
     <w:tmpl w:val="9AB45DC4"/>
@@ -1223,7 +1183,7 @@
       </w:rPr>
     </w:lvl>
   </w:abstractNum>
-  <w:abstractNum w:abstractNumId="15">
+  <w:abstractNum w:abstractNumId="15" w15:restartNumberingAfterBreak="0">
     <w:nsid w:val="31AF33DC"/>
     <w:multiLevelType w:val="multilevel"/>
     <w:tmpl w:val="0409001F"/>
@@ -1337,7 +1297,7 @@
       </w:pPr>
     </w:lvl>
   </w:abstractNum>
-  <w:abstractNum w:abstractNumId="16">
+  <w:abstractNum w:abstractNumId="16" w15:restartNumberingAfterBreak="0">
     <w:nsid w:val="3A811F00"/>
     <w:multiLevelType w:val="hybridMultilevel"/>
     <w:tmpl w:val="78C24CDE"/>
@@ -1426,7 +1386,7 @@
       </w:pPr>
     </w:lvl>
   </w:abstractNum>
-  <w:abstractNum w:abstractNumId="17">
+  <w:abstractNum w:abstractNumId="17" w15:restartNumberingAfterBreak="0">
     <w:nsid w:val="4E6F3F0D"/>
     <w:multiLevelType w:val="hybridMultilevel"/>
     <w:tmpl w:val="3E525274"/>
@@ -1515,7 +1475,7 @@
       </w:pPr>
     </w:lvl>
   </w:abstractNum>
-  <w:abstractNum w:abstractNumId="18">
+  <w:abstractNum w:abstractNumId="18" w15:restartNumberingAfterBreak="0">
     <w:nsid w:val="4FBB10EC"/>
     <w:multiLevelType w:val="hybridMultilevel"/>
     <w:tmpl w:val="BEE86556"/>
@@ -1601,7 +1561,7 @@
       </w:pPr>
     </w:lvl>
   </w:abstractNum>
-  <w:abstractNum w:abstractNumId="19">
+  <w:abstractNum w:abstractNumId="19" w15:restartNumberingAfterBreak="0">
     <w:nsid w:val="61762D08"/>
     <w:multiLevelType w:val="hybridMultilevel"/>
     <w:tmpl w:val="075C9C36"/>
@@ -1687,7 +1647,7 @@
       </w:pPr>
     </w:lvl>
   </w:abstractNum>
-  <w:abstractNum w:abstractNumId="20">
+  <w:abstractNum w:abstractNumId="20" w15:restartNumberingAfterBreak="0">
     <w:nsid w:val="6B020230"/>
     <w:multiLevelType w:val="hybridMultilevel"/>
     <w:tmpl w:val="3800B31E"/>
@@ -1773,7 +1733,7 @@
       </w:pPr>
     </w:lvl>
   </w:abstractNum>
-  <w:abstractNum w:abstractNumId="21">
+  <w:abstractNum w:abstractNumId="21" w15:restartNumberingAfterBreak="0">
     <w:nsid w:val="722C5890"/>
     <w:multiLevelType w:val="multilevel"/>
     <w:tmpl w:val="0792AACA"/>
@@ -1886,7 +1846,7 @@
       </w:pPr>
     </w:lvl>
   </w:abstractNum>
-  <w:abstractNum w:abstractNumId="22">
+  <w:abstractNum w:abstractNumId="22" w15:restartNumberingAfterBreak="0">
     <w:nsid w:val="79C4219B"/>
     <w:multiLevelType w:val="hybridMultilevel"/>
     <w:tmpl w:val="F81CD58E"/>
@@ -1975,7 +1935,7 @@
       </w:pPr>
     </w:lvl>
   </w:abstractNum>
-  <w:abstractNum w:abstractNumId="23">
+  <w:abstractNum w:abstractNumId="23" w15:restartNumberingAfterBreak="0">
     <w:nsid w:val="7DB55BD0"/>
     <w:multiLevelType w:val="multilevel"/>
     <w:tmpl w:val="0409001D"/>
@@ -2089,7 +2049,7 @@
       </w:pPr>
     </w:lvl>
   </w:abstractNum>
-  <w:abstractNum w:abstractNumId="24">
+  <w:abstractNum w:abstractNumId="24" w15:restartNumberingAfterBreak="0">
     <w:nsid w:val="7E363BC9"/>
     <w:multiLevelType w:val="hybridMultilevel"/>
     <w:tmpl w:val="4DDC7868"/>
@@ -2175,7 +2135,7 @@
       </w:pPr>
     </w:lvl>
   </w:abstractNum>
-  <w:num w:numId="1">
+  <w:num w:numId="1" w16cid:durableId="643511155">
     <w:abstractNumId w:val="10"/>
     <w:lvlOverride w:ilvl="0">
       <w:lvl w:ilvl="0">
@@ -2194,95 +2154,95 @@
       </w:lvl>
     </w:lvlOverride>
   </w:num>
-  <w:num w:numId="2">
+  <w:num w:numId="2" w16cid:durableId="539975236">
     <w:abstractNumId w:val="21"/>
   </w:num>
-  <w:num w:numId="3">
+  <w:num w:numId="3" w16cid:durableId="1041129497">
     <w:abstractNumId w:val="21"/>
   </w:num>
-  <w:num w:numId="4">
+  <w:num w:numId="4" w16cid:durableId="1687903548">
     <w:abstractNumId w:val="21"/>
   </w:num>
-  <w:num w:numId="5">
+  <w:num w:numId="5" w16cid:durableId="1891452613">
     <w:abstractNumId w:val="9"/>
   </w:num>
-  <w:num w:numId="6">
+  <w:num w:numId="6" w16cid:durableId="2053112145">
     <w:abstractNumId w:val="9"/>
   </w:num>
-  <w:num w:numId="7">
+  <w:num w:numId="7" w16cid:durableId="1331450596">
     <w:abstractNumId w:val="7"/>
   </w:num>
-  <w:num w:numId="8">
+  <w:num w:numId="8" w16cid:durableId="418186137">
     <w:abstractNumId w:val="6"/>
   </w:num>
-  <w:num w:numId="9">
+  <w:num w:numId="9" w16cid:durableId="1000698645">
     <w:abstractNumId w:val="5"/>
   </w:num>
-  <w:num w:numId="10">
+  <w:num w:numId="10" w16cid:durableId="1629892105">
     <w:abstractNumId w:val="4"/>
   </w:num>
-  <w:num w:numId="11">
+  <w:num w:numId="11" w16cid:durableId="2139253271">
     <w:abstractNumId w:val="8"/>
   </w:num>
-  <w:num w:numId="12">
+  <w:num w:numId="12" w16cid:durableId="1718360762">
     <w:abstractNumId w:val="3"/>
   </w:num>
-  <w:num w:numId="13">
+  <w:num w:numId="13" w16cid:durableId="752626691">
     <w:abstractNumId w:val="2"/>
   </w:num>
-  <w:num w:numId="14">
+  <w:num w:numId="14" w16cid:durableId="1240019056">
     <w:abstractNumId w:val="1"/>
   </w:num>
-  <w:num w:numId="15">
+  <w:num w:numId="15" w16cid:durableId="1461336731">
     <w:abstractNumId w:val="0"/>
   </w:num>
-  <w:num w:numId="16">
+  <w:num w:numId="16" w16cid:durableId="212158143">
     <w:abstractNumId w:val="13"/>
   </w:num>
-  <w:num w:numId="17">
+  <w:num w:numId="17" w16cid:durableId="889267077">
     <w:abstractNumId w:val="15"/>
   </w:num>
-  <w:num w:numId="18">
+  <w:num w:numId="18" w16cid:durableId="1509366969">
     <w:abstractNumId w:val="23"/>
   </w:num>
-  <w:num w:numId="19">
+  <w:num w:numId="19" w16cid:durableId="140082235">
     <w:abstractNumId w:val="11"/>
   </w:num>
-  <w:num w:numId="20">
+  <w:num w:numId="20" w16cid:durableId="587160623">
     <w:abstractNumId w:val="16"/>
   </w:num>
-  <w:num w:numId="21">
+  <w:num w:numId="21" w16cid:durableId="286593065">
     <w:abstractNumId w:val="20"/>
   </w:num>
-  <w:num w:numId="22">
+  <w:num w:numId="22" w16cid:durableId="1652753948">
     <w:abstractNumId w:val="22"/>
   </w:num>
-  <w:num w:numId="23">
+  <w:num w:numId="23" w16cid:durableId="1853951627">
     <w:abstractNumId w:val="24"/>
   </w:num>
-  <w:num w:numId="24">
+  <w:num w:numId="24" w16cid:durableId="1116946777">
     <w:abstractNumId w:val="17"/>
   </w:num>
-  <w:num w:numId="25">
+  <w:num w:numId="25" w16cid:durableId="1044523165">
     <w:abstractNumId w:val="19"/>
   </w:num>
-  <w:num w:numId="26">
+  <w:num w:numId="26" w16cid:durableId="1110666675">
     <w:abstractNumId w:val="18"/>
   </w:num>
-  <w:num w:numId="27">
+  <w:num w:numId="27" w16cid:durableId="1188762278">
     <w:abstractNumId w:val="12"/>
   </w:num>
-  <w:num w:numId="28">
+  <w:num w:numId="28" w16cid:durableId="1735393943">
     <w:abstractNumId w:val="9"/>
   </w:num>
-  <w:num w:numId="29">
+  <w:num w:numId="29" w16cid:durableId="640962831">
     <w:abstractNumId w:val="14"/>
   </w:num>
 </w:numbering>
 </file>
 
 <file path=word/styles.xml><?xml version="1.0" encoding="utf-8"?>
-<w:styles xmlns:mc="http://schemas.openxmlformats.org/markup-compatibility/2006" xmlns:r="http://schemas.openxmlformats.org/officeDocument/2006/relationships" xmlns:w="http://schemas.openxmlformats.org/wordprocessingml/2006/main" xmlns:w14="http://schemas.microsoft.com/office/word/2010/wordml" xmlns:w15="http://schemas.microsoft.com/office/word/2012/wordml" mc:Ignorable="w14 w15">
+<w:styles xmlns:mc="http://schemas.openxmlformats.org/markup-compatibility/2006" xmlns:r="http://schemas.openxmlformats.org/officeDocument/2006/relationships" xmlns:w="http://schemas.openxmlformats.org/wordprocessingml/2006/main" xmlns:w14="http://schemas.microsoft.com/office/word/2010/wordml" xmlns:w15="http://schemas.microsoft.com/office/word/2012/wordml" xmlns:w16cex="http://schemas.microsoft.com/office/word/2018/wordml/cex" xmlns:w16cid="http://schemas.microsoft.com/office/word/2016/wordml/cid" xmlns:w16="http://schemas.microsoft.com/office/word/2018/wordml" xmlns:w16sdtdh="http://schemas.microsoft.com/office/word/2020/wordml/sdtdatahash" xmlns:w16se="http://schemas.microsoft.com/office/word/2015/wordml/symex" mc:Ignorable="w14 w15 w16se w16cid w16 w16cex w16sdtdh">
   <w:docDefaults>
     <w:rPrDefault>
       <w:rPr>
@@ -2292,7 +2252,7 @@
     </w:rPrDefault>
     <w:pPrDefault/>
   </w:docDefaults>
-  <w:latentStyles w:defLockedState="0" w:defUIPriority="0" w:defSemiHidden="0" w:defUnhideWhenUsed="0" w:defQFormat="0" w:count="371">
+  <w:latentStyles w:defLockedState="0" w:defUIPriority="0" w:defSemiHidden="0" w:defUnhideWhenUsed="0" w:defQFormat="0" w:count="376">
     <w:lsdException w:name="Normal" w:qFormat="1"/>
     <w:lsdException w:name="heading 1" w:qFormat="1"/>
     <w:lsdException w:name="heading 2" w:qFormat="1"/>
@@ -2313,7 +2273,12 @@
     <w:lsdException w:name="Hyperlink" w:uiPriority="99"/>
     <w:lsdException w:name="Strong" w:qFormat="1"/>
     <w:lsdException w:name="Emphasis" w:qFormat="1"/>
-    <w:lsdException w:name="Normal Table" w:semiHidden="1" w:unhideWhenUsed="1"/>
+    <w:lsdException w:name="HTML Keyboard" w:semiHidden="1" w:unhideWhenUsed="1"/>
+    <w:lsdException w:name="annotation subject" w:semiHidden="1" w:unhideWhenUsed="1"/>
+    <w:lsdException w:name="No List" w:semiHidden="1" w:unhideWhenUsed="1"/>
+    <w:lsdException w:name="Outline List 1" w:semiHidden="1" w:unhideWhenUsed="1"/>
+    <w:lsdException w:name="Outline List 2" w:semiHidden="1" w:unhideWhenUsed="1"/>
+    <w:lsdException w:name="Outline List 3" w:semiHidden="1" w:unhideWhenUsed="1"/>
     <w:lsdException w:name="Table Simple 1" w:semiHidden="1" w:unhideWhenUsed="1"/>
     <w:lsdException w:name="Table Simple 2" w:semiHidden="1" w:unhideWhenUsed="1"/>
     <w:lsdException w:name="Table Simple 3" w:semiHidden="1" w:unhideWhenUsed="1"/>
@@ -2351,11 +2316,9 @@
     <w:lsdException w:name="Table Contemporary" w:semiHidden="1" w:unhideWhenUsed="1"/>
     <w:lsdException w:name="Table Elegant" w:semiHidden="1" w:unhideWhenUsed="1"/>
     <w:lsdException w:name="Table Professional" w:semiHidden="1" w:unhideWhenUsed="1"/>
-    <w:lsdException w:name="Table Subtle 1" w:semiHidden="1" w:unhideWhenUsed="1"/>
     <w:lsdException w:name="Table Subtle 2" w:semiHidden="1" w:unhideWhenUsed="1"/>
     <w:lsdException w:name="Table Web 1" w:semiHidden="1" w:unhideWhenUsed="1"/>
-    <w:lsdException w:name="Table Web 2" w:semiHidden="1" w:unhideWhenUsed="1"/>
-    <w:lsdException w:name="Table Web 3" w:semiHidden="1" w:unhideWhenUsed="1"/>
+    <w:lsdException w:name="Balloon Text" w:semiHidden="1" w:unhideWhenUsed="1"/>
     <w:lsdException w:name="Table Theme" w:semiHidden="1" w:unhideWhenUsed="1"/>
     <w:lsdException w:name="Placeholder Text" w:semiHidden="1" w:uiPriority="99"/>
     <w:lsdException w:name="No Spacing" w:uiPriority="1" w:qFormat="1"/>
@@ -2572,6 +2535,11 @@
     <w:lsdException w:name="List Table 5 Dark Accent 6" w:uiPriority="50"/>
     <w:lsdException w:name="List Table 6 Colorful Accent 6" w:uiPriority="51"/>
     <w:lsdException w:name="List Table 7 Colorful Accent 6" w:uiPriority="52"/>
+    <w:lsdException w:name="Mention" w:semiHidden="1" w:uiPriority="99" w:unhideWhenUsed="1"/>
+    <w:lsdException w:name="Smart Hyperlink" w:semiHidden="1" w:uiPriority="99" w:unhideWhenUsed="1"/>
+    <w:lsdException w:name="Hashtag" w:semiHidden="1" w:uiPriority="99" w:unhideWhenUsed="1"/>
+    <w:lsdException w:name="Unresolved Mention" w:semiHidden="1" w:uiPriority="99" w:unhideWhenUsed="1"/>
+    <w:lsdException w:name="Smart Link" w:semiHidden="1" w:uiPriority="99" w:unhideWhenUsed="1"/>
   </w:latentStyles>
   <w:style w:type="paragraph" w:default="1" w:styleId="Normal">
     <w:name w:val="Normal"/>
@@ -2719,6 +2687,7 @@
   <w:style w:type="character" w:default="1" w:styleId="DefaultParagraphFont">
     <w:name w:val="Default Paragraph Font"/>
     <w:uiPriority w:val="1"/>
+    <w:semiHidden/>
     <w:unhideWhenUsed/>
   </w:style>
   <w:style w:type="table" w:default="1" w:styleId="TableNormal">
@@ -3748,15 +3717,7 @@
       <w:keepNext/>
       <w:widowControl w:val="0"/>
     </w:pPr>
-    <w:tblPr>
-      <w:tblInd w:w="0" w:type="dxa"/>
-      <w:tblCellMar>
-        <w:top w:w="0" w:type="dxa"/>
-        <w:left w:w="108" w:type="dxa"/>
-        <w:bottom w:w="0" w:type="dxa"/>
-        <w:right w:w="108" w:type="dxa"/>
-      </w:tblCellMar>
-    </w:tblPr>
+    <w:tblPr/>
     <w:trPr>
       <w:cantSplit/>
     </w:trPr>
